--- a/docs/onderzoek/word/hoofdstuk-5-methodologie.docx
+++ b/docs/onderzoek/word/hoofdstuk-5-methodologie.docx
@@ -34,7 +34,7 @@
         <w:t xml:space="preserve">Mei 2026</w:t>
       </w:r>
     </w:p>
-    <w:bookmarkStart w:id="27" w:name="methodologie"/>
+    <w:bookmarkStart w:id="28" w:name="methodologie"/>
     <w:p>
       <w:pPr>
         <w:pStyle w:val="Heading1"/>
@@ -43,13 +43,13 @@
         <w:t xml:space="preserve">5. Methodologie</w:t>
       </w:r>
     </w:p>
-    <w:bookmarkStart w:id="9" w:name="onderzoeksopzet-dbr-met-vijf-cycli"/>
+    <w:bookmarkStart w:id="10" w:name="onderzoeksopzet-dbr-met-zes-cycli"/>
     <w:p>
       <w:pPr>
         <w:pStyle w:val="Heading2"/>
       </w:pPr>
       <w:r>
-        <w:t xml:space="preserve">5.1 Onderzoeksopzet: DBR met vijf cycli</w:t>
+        <w:t xml:space="preserve">5.1 Onderzoeksopzet: DBR met zes cycli</w:t>
       </w:r>
     </w:p>
     <w:p>
@@ -57,7 +57,7 @@
         <w:pStyle w:val="FirstParagraph"/>
       </w:pPr>
       <w:r>
-        <w:t xml:space="preserve">Het onderzoek is opgezet als een Design-Based Research-traject (DBR; McKenney &amp; Reeves, 2018; Plomp, 2013) met vijf opeenvolgende ontwerpcycli van april 2026 tot — naar verwachting — september 2026. Elke cyclus omvat een ontwerp- of herontwerp-interventie, gevolgd door een evaluatie waarvan de bevindingen direct worden teruggekoppeld in de volgende cyclus.</w:t>
+        <w:t xml:space="preserve">Het onderzoek is opgezet als een Design-Based Research-traject (DBR; McKenney &amp; Reeves, 2018; Plomp, 2013) met zes opeenvolgende ontwerpcycli (cycli 0 t/m 5) van mei 2025 tot — naar verwachting — september 2026. Elke cyclus omvat een ontwerp- of herontwerp-interventie, gevolgd door een evaluatie waarvan de bevindingen direct worden teruggekoppeld in de volgende cyclus.</w:t>
       </w:r>
     </w:p>
     <w:tbl>
@@ -130,40 +130,40 @@
               <w:pStyle w:val="Compact"/>
             </w:pPr>
             <w:r>
-              <w:t xml:space="preserve">1</w:t>
-            </w:r>
-          </w:p>
-        </w:tc>
-        <w:tc>
-          <w:tcPr/>
-          <w:p>
-            <w:pPr>
-              <w:pStyle w:val="Compact"/>
-            </w:pPr>
-            <w:r>
-              <w:t xml:space="preserve">15-29 april 2026</w:t>
-            </w:r>
-          </w:p>
-        </w:tc>
-        <w:tc>
-          <w:tcPr/>
-          <w:p>
-            <w:pPr>
-              <w:pStyle w:val="Compact"/>
-            </w:pPr>
-            <w:r>
-              <w:t xml:space="preserve">Eerste prototype</w:t>
-            </w:r>
-          </w:p>
-        </w:tc>
-        <w:tc>
-          <w:tcPr/>
-          <w:p>
-            <w:pPr>
-              <w:pStyle w:val="Compact"/>
-            </w:pPr>
-            <w:r>
-              <w:t xml:space="preserve">Open kwalitatieve feedback</w:t>
+              <w:t xml:space="preserve">0</w:t>
+            </w:r>
+          </w:p>
+        </w:tc>
+        <w:tc>
+          <w:tcPr/>
+          <w:p>
+            <w:pPr>
+              <w:pStyle w:val="Compact"/>
+            </w:pPr>
+            <w:r>
+              <w:t xml:space="preserve">mei 2025 – half april 2026</w:t>
+            </w:r>
+          </w:p>
+        </w:tc>
+        <w:tc>
+          <w:tcPr/>
+          <w:p>
+            <w:pPr>
+              <w:pStyle w:val="Compact"/>
+            </w:pPr>
+            <w:r>
+              <w:t xml:space="preserve">Pre-Claude-Code-prototypes (ChatGPT, Google AI Studio) + eerste tester-uitnodiging</w:t>
+            </w:r>
+          </w:p>
+        </w:tc>
+        <w:tc>
+          <w:tcPr/>
+          <w:p>
+            <w:pPr>
+              <w:pStyle w:val="Compact"/>
+            </w:pPr>
+            <w:r>
+              <w:t xml:space="preserve">Kritische feedback Ties (404-errors) → besluit tot fundamentele herbouw</w:t>
             </w:r>
           </w:p>
         </w:tc>
@@ -176,40 +176,40 @@
               <w:pStyle w:val="Compact"/>
             </w:pPr>
             <w:r>
-              <w:t xml:space="preserve">2</w:t>
-            </w:r>
-          </w:p>
-        </w:tc>
-        <w:tc>
-          <w:tcPr/>
-          <w:p>
-            <w:pPr>
-              <w:pStyle w:val="Compact"/>
-            </w:pPr>
-            <w:r>
-              <w:t xml:space="preserve">1 mei 2026</w:t>
-            </w:r>
-          </w:p>
-        </w:tc>
-        <w:tc>
-          <w:tcPr/>
-          <w:p>
-            <w:pPr>
-              <w:pStyle w:val="Compact"/>
-            </w:pPr>
-            <w:r>
-              <w:t xml:space="preserve">TAM-georiënteerde code-review</w:t>
-            </w:r>
-          </w:p>
-        </w:tc>
-        <w:tc>
-          <w:tcPr/>
-          <w:p>
-            <w:pPr>
-              <w:pStyle w:val="Compact"/>
-            </w:pPr>
-            <w:r>
-              <w:t xml:space="preserve">Inspectiebevindingen → 7 fixes, 3 verwijderingen</w:t>
+              <w:t xml:space="preserve">1</w:t>
+            </w:r>
+          </w:p>
+        </w:tc>
+        <w:tc>
+          <w:tcPr/>
+          <w:p>
+            <w:pPr>
+              <w:pStyle w:val="Compact"/>
+            </w:pPr>
+            <w:r>
+              <w:t xml:space="preserve">half april – 29 april 2026</w:t>
+            </w:r>
+          </w:p>
+        </w:tc>
+        <w:tc>
+          <w:tcPr/>
+          <w:p>
+            <w:pPr>
+              <w:pStyle w:val="Compact"/>
+            </w:pPr>
+            <w:r>
+              <w:t xml:space="preserve">Claude Code-herbouw + brede tester-uitnodiging</w:t>
+            </w:r>
+          </w:p>
+        </w:tc>
+        <w:tc>
+          <w:tcPr/>
+          <w:p>
+            <w:pPr>
+              <w:pStyle w:val="Compact"/>
+            </w:pPr>
+            <w:r>
+              <w:t xml:space="preserve">Tweede tester-feedback Ties + open kwalitatieve feedback van bredere groep</w:t>
             </w:r>
           </w:p>
         </w:tc>
@@ -222,40 +222,40 @@
               <w:pStyle w:val="Compact"/>
             </w:pPr>
             <w:r>
-              <w:t xml:space="preserve">3</w:t>
-            </w:r>
-          </w:p>
-        </w:tc>
-        <w:tc>
-          <w:tcPr/>
-          <w:p>
-            <w:pPr>
-              <w:pStyle w:val="Compact"/>
-            </w:pPr>
-            <w:r>
-              <w:t xml:space="preserve">8 mei 2026</w:t>
-            </w:r>
-          </w:p>
-        </w:tc>
-        <w:tc>
-          <w:tcPr/>
-          <w:p>
-            <w:pPr>
-              <w:pStyle w:val="Compact"/>
-            </w:pPr>
-            <w:r>
-              <w:t xml:space="preserve">Filter-aanscherping op tester-feedback</w:t>
-            </w:r>
-          </w:p>
-        </w:tc>
-        <w:tc>
-          <w:tcPr/>
-          <w:p>
-            <w:pPr>
-              <w:pStyle w:val="Compact"/>
-            </w:pPr>
-            <w:r>
-              <w:t xml:space="preserve">Vergelijking output-metrics (NL/INTL, relevantie)</w:t>
+              <w:t xml:space="preserve">2</w:t>
+            </w:r>
+          </w:p>
+        </w:tc>
+        <w:tc>
+          <w:tcPr/>
+          <w:p>
+            <w:pPr>
+              <w:pStyle w:val="Compact"/>
+            </w:pPr>
+            <w:r>
+              <w:t xml:space="preserve">1 mei 2026</w:t>
+            </w:r>
+          </w:p>
+        </w:tc>
+        <w:tc>
+          <w:tcPr/>
+          <w:p>
+            <w:pPr>
+              <w:pStyle w:val="Compact"/>
+            </w:pPr>
+            <w:r>
+              <w:t xml:space="preserve">TAM-georiënteerde code-review</w:t>
+            </w:r>
+          </w:p>
+        </w:tc>
+        <w:tc>
+          <w:tcPr/>
+          <w:p>
+            <w:pPr>
+              <w:pStyle w:val="Compact"/>
+            </w:pPr>
+            <w:r>
+              <w:t xml:space="preserve">Inspectiebevindingen → 7 fixes, 3 verwijderingen</w:t>
             </w:r>
           </w:p>
         </w:tc>
@@ -268,40 +268,40 @@
               <w:pStyle w:val="Compact"/>
             </w:pPr>
             <w:r>
-              <w:t xml:space="preserve">4</w:t>
-            </w:r>
-          </w:p>
-        </w:tc>
-        <w:tc>
-          <w:tcPr/>
-          <w:p>
-            <w:pPr>
-              <w:pStyle w:val="Compact"/>
-            </w:pPr>
-            <w:r>
-              <w:t xml:space="preserve">9-10 mei 2026</w:t>
-            </w:r>
-          </w:p>
-        </w:tc>
-        <w:tc>
-          <w:tcPr/>
-          <w:p>
-            <w:pPr>
-              <w:pStyle w:val="Compact"/>
-            </w:pPr>
-            <w:r>
-              <w:t xml:space="preserve">Cross-tab consistentie + LLM-instructies</w:t>
-            </w:r>
-          </w:p>
-        </w:tc>
-        <w:tc>
-          <w:tcPr/>
-          <w:p>
-            <w:pPr>
-              <w:pStyle w:val="Compact"/>
-            </w:pPr>
-            <w:r>
-              <w:t xml:space="preserve">Vergelijking output-metrics + UI-inspectie</w:t>
+              <w:t xml:space="preserve">3</w:t>
+            </w:r>
+          </w:p>
+        </w:tc>
+        <w:tc>
+          <w:tcPr/>
+          <w:p>
+            <w:pPr>
+              <w:pStyle w:val="Compact"/>
+            </w:pPr>
+            <w:r>
+              <w:t xml:space="preserve">8 mei 2026</w:t>
+            </w:r>
+          </w:p>
+        </w:tc>
+        <w:tc>
+          <w:tcPr/>
+          <w:p>
+            <w:pPr>
+              <w:pStyle w:val="Compact"/>
+            </w:pPr>
+            <w:r>
+              <w:t xml:space="preserve">Filter-aanscherping op tester-feedback</w:t>
+            </w:r>
+          </w:p>
+        </w:tc>
+        <w:tc>
+          <w:tcPr/>
+          <w:p>
+            <w:pPr>
+              <w:pStyle w:val="Compact"/>
+            </w:pPr>
+            <w:r>
+              <w:t xml:space="preserve">Vergelijking output-metrics (NL/INTL, relevantie)</w:t>
             </w:r>
           </w:p>
         </w:tc>
@@ -314,6 +314,52 @@
               <w:pStyle w:val="Compact"/>
             </w:pPr>
             <w:r>
+              <w:t xml:space="preserve">4</w:t>
+            </w:r>
+          </w:p>
+        </w:tc>
+        <w:tc>
+          <w:tcPr/>
+          <w:p>
+            <w:pPr>
+              <w:pStyle w:val="Compact"/>
+            </w:pPr>
+            <w:r>
+              <w:t xml:space="preserve">9-10 mei 2026</w:t>
+            </w:r>
+          </w:p>
+        </w:tc>
+        <w:tc>
+          <w:tcPr/>
+          <w:p>
+            <w:pPr>
+              <w:pStyle w:val="Compact"/>
+            </w:pPr>
+            <w:r>
+              <w:t xml:space="preserve">Cross-tab consistentie + LLM-instructies</w:t>
+            </w:r>
+          </w:p>
+        </w:tc>
+        <w:tc>
+          <w:tcPr/>
+          <w:p>
+            <w:pPr>
+              <w:pStyle w:val="Compact"/>
+            </w:pPr>
+            <w:r>
+              <w:t xml:space="preserve">Vergelijking output-metrics + UI-inspectie</w:t>
+            </w:r>
+          </w:p>
+        </w:tc>
+      </w:tr>
+      <w:tr>
+        <w:tc>
+          <w:tcPr/>
+          <w:p>
+            <w:pPr>
+              <w:pStyle w:val="Compact"/>
+            </w:pPr>
+            <w:r>
               <w:t xml:space="preserve">5</w:t>
             </w:r>
           </w:p>
@@ -358,11 +404,45 @@
         <w:pStyle w:val="BodyText"/>
       </w:pPr>
       <w:r>
-        <w:t xml:space="preserve">De keuze voor vijf cycli sluit aan bij de DBR-aanbeveling om voldoende iteraties te doen om convergentie naar een werkbaar ontwerp te bereiken, zonder zo veel cycli dat de focus van het onderzoek verwatert (McKenney &amp; Reeves, 2018, hoofdstuk 7). De eerste vier cycli vonden plaats binnen vier weken — typisch voor de prototyping-fase; de vijfde cyclus beslaat een langere periode omdat implementatie-feedback tijd nodig heeft om te ontstaan.</w:t>
+        <w:t xml:space="preserve">De keuze voor zes cycli sluit aan bij de DBR-aanbeveling om voldoende iteraties te doen om convergentie naar een werkbaar ontwerp te bereiken, zonder zo veel cycli dat de focus van het onderzoek verwatert (McKenney &amp; Reeves, 2018, hoofdstuk 9). De voorgeschiedenis (cyclus 0) beslaat ruim tien maanden van verkenning, mislukte aanzetten en richting-zoekende iteratie — karakteristiek voor DBR-trajecten (Plomp, 2013). De productieve cycli 1 t/m 4 vonden plaats binnen vier weken in april–mei 2026; de vijfde cyclus beslaat een langere periode omdat implementatie-feedback tijd nodig heeft om te ontstaan.</w:t>
+      </w:r>
+    </w:p>
+    <w:bookmarkStart w:id="9" w:name="Xb43065e8d06bfdd7b1c62ef13629f477a82df9c"/>
+    <w:p>
+      <w:pPr>
+        <w:pStyle w:val="Heading3"/>
+      </w:pPr>
+      <w:r>
+        <w:t xml:space="preserve">5.1.1 Methodologische continuïteit met eigen onderwijs</w:t>
+      </w:r>
+    </w:p>
+    <w:p>
+      <w:pPr>
+        <w:pStyle w:val="FirstParagraph"/>
+      </w:pPr>
+      <w:r>
+        <w:t xml:space="preserve">De keuze voor DBR in dit onderzoek bouwt voort op didactische ervaring van de auteur met design-based werkwijzen in eigen onderwijs. Binnen ORM heeft de auteur de module</w:t>
+      </w:r>
+      <w:r>
+        <w:t xml:space="preserve"> </w:t>
+      </w:r>
+      <w:r>
+        <w:rPr>
+          <w:i/>
+          <w:iCs/>
+        </w:rPr>
+        <w:t xml:space="preserve">Project Innovatiemanagement en Design Thinking/onderzoek</w:t>
+      </w:r>
+      <w:r>
+        <w:t xml:space="preserve"> </w:t>
+      </w:r>
+      <w:r>
+        <w:t xml:space="preserve">ontwikkeld (Coene, 2024), waarin Design Thinking als ontwerpgerichte methode wordt onderwezen op studentniveau. DBR en Design Thinking delen kernkenmerken — iteratief proces, prototype-test-cycli, betrokkenheid van eindgebruikers, focus op werkende oplossingen — met als voornaamste verschil dat DBR generaliseerbare ontwerpkennis als academische opbrengst genereert, terwijl Design Thinking primair operationele oplossingen oplevert. De keuze voor DBR in dit onderzoek is dus geen ad-hoc-methodische selectie, maar een verdiepende toepassing op meta-niveau van een design-based werkwijze die de auteur al langer onderwijst en zelf hanteert.</w:t>
       </w:r>
     </w:p>
     <w:bookmarkEnd w:id="9"/>
-    <w:bookmarkStart w:id="12" w:name="setting-en-participanten"/>
+    <w:bookmarkEnd w:id="10"/>
+    <w:bookmarkStart w:id="13" w:name="setting-en-participanten"/>
     <w:p>
       <w:pPr>
         <w:pStyle w:val="Heading2"/>
@@ -371,7 +451,7 @@
         <w:t xml:space="preserve">5.2 Setting en participanten</w:t>
       </w:r>
     </w:p>
-    <w:bookmarkStart w:id="10" w:name="setting"/>
+    <w:bookmarkStart w:id="11" w:name="setting"/>
     <w:p>
       <w:pPr>
         <w:pStyle w:val="Heading3"/>
@@ -396,8 +476,8 @@
         <w:t xml:space="preserve">De keuze voor één opleiding als onderzoekssetting is bewust en sluit aan bij DBR-traditie van diepgaande studie binnen één natuurlijke context (Brown, 1992). Het beperkt de externe validiteit, maar maakt rijke kwalitatieve dataverzameling en directe terugkoppeling mogelijk.</w:t>
       </w:r>
     </w:p>
-    <w:bookmarkEnd w:id="10"/>
-    <w:bookmarkStart w:id="11" w:name="participanten"/>
+    <w:bookmarkEnd w:id="11"/>
+    <w:bookmarkStart w:id="12" w:name="participanten"/>
     <w:p>
       <w:pPr>
         <w:pStyle w:val="Heading3"/>
@@ -411,7 +491,7 @@
         <w:pStyle w:val="FirstParagraph"/>
       </w:pPr>
       <w:r>
-        <w:t xml:space="preserve">Drie groepen participanten zijn betrokken in verschillende cycli:</w:t>
+        <w:t xml:space="preserve">Vier groepen participanten zijn betrokken in verschillende cycli:</w:t>
       </w:r>
     </w:p>
     <w:p>
@@ -430,7 +510,7 @@
         <w:t xml:space="preserve">Auteur als ontwerper-onderzoeker</w:t>
       </w:r>
       <w:r>
-        <w:t xml:space="preserve">: Lex Coene, docent ORM en verantwoordelijke voor AI-beleid van de opleiding. In cycli 1-4 functioneert de auteur als ontwerper, ontwikkelaar en initiële evaluator.</w:t>
+        <w:t xml:space="preserve">: Lex Coene, docent ORM en verantwoordelijke voor AI-beleid van de opleiding. In cycli 0 t/m 4 functioneert de auteur als ontwerper, ontwikkelaar en initiële evaluator.</w:t>
       </w:r>
     </w:p>
     <w:p>
@@ -446,10 +526,10 @@
           <w:b/>
           <w:bCs/>
         </w:rPr>
-        <w:t xml:space="preserve">Beta-testers</w:t>
-      </w:r>
-      <w:r>
-        <w:t xml:space="preserve">: twee collega-docenten binnen ORM (Ties de Boer en Nico [achternaam te anonimiseren]), uitgenodigd voor de eerste tester-ronde (cyclus 1) en de bredere ronde (cyclus 3 en 4).</w:t>
+        <w:t xml:space="preserve">Eerste tester-groep (cyclus 0)</w:t>
+      </w:r>
+      <w:r>
+        <w:t xml:space="preserve">: drie collega-docenten binnen ORM — Ties de Boer, Previen Markandu en Ellis Wubs — uitgenodigd via de eerste tester-mail van 9 april 2026 voor de Google AI Studio-versie. Hun feedback (in het bijzonder de kritische 404-feedback van Ties) leidde tot de fundamentele herbouw in Claude Code.</w:t>
       </w:r>
     </w:p>
     <w:p>
@@ -465,13 +545,45 @@
           <w:b/>
           <w:bCs/>
         </w:rPr>
+        <w:t xml:space="preserve">Beta-tester (cyclus 1)</w:t>
+      </w:r>
+      <w:r>
+        <w:t xml:space="preserve">: Ties de Boer (collega-docent ORM), die als eerste de Claude Code-versie testte (15 april 2026) en gerichte feedback gaf op de selectie per categorie.</w:t>
+      </w:r>
+    </w:p>
+    <w:p>
+      <w:pPr>
+        <w:pStyle w:val="Compact"/>
+        <w:numPr>
+          <w:ilvl w:val="0"/>
+          <w:numId w:val="1001"/>
+        </w:numPr>
+      </w:pPr>
+      <w:r>
+        <w:rPr>
+          <w:b/>
+          <w:bCs/>
+        </w:rPr>
         <w:t xml:space="preserve">Bredere groep vakverantwoordelijken</w:t>
       </w:r>
       <w:r>
         <w:t xml:space="preserve"> </w:t>
       </w:r>
       <w:r>
-        <w:t xml:space="preserve">(cyclus 5): alle vakverantwoordelijken binnen de opleiding ORM, uitgenodigd via een gecombineerde mail op 10 mei 2026.</w:t>
+        <w:t xml:space="preserve">(cycli 1 en 5): alle vakverantwoordelijken binnen de opleiding ORM, uitgenodigd via brede mail eind april 2026 (cyclus 1) en via een gecombineerde mail op 10 mei 2026 (cyclus 5, met de toetsing-handleiding</w:t>
+      </w:r>
+      <w:r>
+        <w:t xml:space="preserve"> </w:t>
+      </w:r>
+      <w:r>
+        <w:rPr>
+          <w:i/>
+          <w:iCs/>
+        </w:rPr>
+        <w:t xml:space="preserve">Zeker Toetsen in AI-tijden</w:t>
+      </w:r>
+      <w:r>
+        <w:t xml:space="preserve">; Coene, 2025).</w:t>
       </w:r>
     </w:p>
     <w:p>
@@ -482,9 +594,9 @@
         <w:t xml:space="preserve">In het rapport worden tester-bijdragen waar zinvol geanonimiseerd; expliciete naamsvermelding gebeurt alleen met instemming van de betrokkene.</w:t>
       </w:r>
     </w:p>
-    <w:bookmarkEnd w:id="11"/>
     <w:bookmarkEnd w:id="12"/>
-    <w:bookmarkStart w:id="15" w:name="dataverzameling-per-cyclus"/>
+    <w:bookmarkEnd w:id="13"/>
+    <w:bookmarkStart w:id="16" w:name="dataverzameling-per-cyclus"/>
     <w:p>
       <w:pPr>
         <w:pStyle w:val="Heading2"/>
@@ -571,6 +683,52 @@
               <w:pStyle w:val="Compact"/>
             </w:pPr>
             <w:r>
+              <w:t xml:space="preserve">0</w:t>
+            </w:r>
+          </w:p>
+        </w:tc>
+        <w:tc>
+          <w:tcPr/>
+          <w:p>
+            <w:pPr>
+              <w:pStyle w:val="Compact"/>
+            </w:pPr>
+            <w:r>
+              <w:t xml:space="preserve">Kwalitatief: tester-feedback via mail (Ties: 404-errors)</w:t>
+            </w:r>
+          </w:p>
+        </w:tc>
+        <w:tc>
+          <w:tcPr/>
+          <w:p>
+            <w:pPr>
+              <w:pStyle w:val="Compact"/>
+            </w:pPr>
+            <w:r>
+              <w:t xml:space="preserve">Open mail-uitnodiging aan 3 ORM-collega’s</w:t>
+            </w:r>
+          </w:p>
+        </w:tc>
+        <w:tc>
+          <w:tcPr/>
+          <w:p>
+            <w:pPr>
+              <w:pStyle w:val="Compact"/>
+            </w:pPr>
+            <w:r>
+              <w:t xml:space="preserve">Validatie functionele basis (kritisch: niet werkend)</w:t>
+            </w:r>
+          </w:p>
+        </w:tc>
+      </w:tr>
+      <w:tr>
+        <w:tc>
+          <w:tcPr/>
+          <w:p>
+            <w:pPr>
+              <w:pStyle w:val="Compact"/>
+            </w:pPr>
+            <w:r>
               <w:t xml:space="preserve">1</w:t>
             </w:r>
           </w:p>
@@ -582,29 +740,29 @@
               <w:pStyle w:val="Compact"/>
             </w:pPr>
             <w:r>
-              <w:t xml:space="preserve">Kwalitatief: tester-feedback via mail/gesprek</w:t>
-            </w:r>
-          </w:p>
-        </w:tc>
-        <w:tc>
-          <w:tcPr/>
-          <w:p>
-            <w:pPr>
-              <w:pStyle w:val="Compact"/>
-            </w:pPr>
-            <w:r>
-              <w:t xml:space="preserve">Open uitnodiging tot reageren</w:t>
-            </w:r>
-          </w:p>
-        </w:tc>
-        <w:tc>
-          <w:tcPr/>
-          <w:p>
-            <w:pPr>
-              <w:pStyle w:val="Compact"/>
-            </w:pPr>
-            <w:r>
-              <w:t xml:space="preserve">Brede signaal-detectie</w:t>
+              <w:t xml:space="preserve">Kwalitatief: tester-feedback via mail (Ties: te brede selectie) + brede tester-feedback eind april</w:t>
+            </w:r>
+          </w:p>
+        </w:tc>
+        <w:tc>
+          <w:tcPr/>
+          <w:p>
+            <w:pPr>
+              <w:pStyle w:val="Compact"/>
+            </w:pPr>
+            <w:r>
+              <w:t xml:space="preserve">Open uitnodigingen</w:t>
+            </w:r>
+          </w:p>
+        </w:tc>
+        <w:tc>
+          <w:tcPr/>
+          <w:p>
+            <w:pPr>
+              <w:pStyle w:val="Compact"/>
+            </w:pPr>
+            <w:r>
+              <w:t xml:space="preserve">Validatie Claude Code-architectuur + brede signaal-detectie</w:t>
             </w:r>
           </w:p>
         </w:tc>
@@ -942,7 +1100,7 @@
         </w:tc>
       </w:tr>
     </w:tbl>
-    <w:bookmarkStart w:id="13" w:name="Xeb538661454b280e984fec7b4b4ea4a916beb60"/>
+    <w:bookmarkStart w:id="14" w:name="Xeb538661454b280e984fec7b4b4ea4a916beb60"/>
     <w:p>
       <w:pPr>
         <w:pStyle w:val="Heading3"/>
@@ -1009,7 +1167,7 @@
         <w:pStyle w:val="BodyText"/>
       </w:pPr>
       <w:r>
-        <w:t xml:space="preserve">De methode is uitgevoerd door de auteur. Deze keuze is een methodologische beperking (zie reflectie in hoofdstuk 14): inspecties door de ontwerper zelf zijn vatbaar voor blinde vlekken. De mitigatie is drieledig:</w:t>
+        <w:t xml:space="preserve">De methode is uitgevoerd door de auteur. Deze keuze is een methodologische beperking (zie reflectie in hoofdstuk 15): inspecties door de ontwerper zelf zijn vatbaar voor blinde vlekken. De mitigatie is drieledig:</w:t>
       </w:r>
     </w:p>
     <w:p>
@@ -1048,8 +1206,8 @@
         <w:t xml:space="preserve">In cyclus 5b wordt door middel van een vragenlijst onafhankelijke kwantitatieve TAM-evaluatie gedaan, die de waarde van de eerdere simulatie kan toetsen of ontkrachten.</w:t>
       </w:r>
     </w:p>
-    <w:bookmarkEnd w:id="13"/>
-    <w:bookmarkStart w:id="14" w:name="geplande-tam-vragenlijst-cyclus-5b"/>
+    <w:bookmarkEnd w:id="14"/>
+    <w:bookmarkStart w:id="15" w:name="geplande-tam-vragenlijst-cyclus-5b"/>
     <w:p>
       <w:pPr>
         <w:pStyle w:val="Heading3"/>
@@ -1063,12 +1221,12 @@
         <w:pStyle w:val="FirstParagraph"/>
       </w:pPr>
       <w:r>
-        <w:t xml:space="preserve">Voor cyclus 5b wordt in juli 2026 een feedback-instrument gelanceerd in de vorm van een Google Form. De voorgestelde vragenstructuur is gebaseerd op het TAM-kader (zie hoofdstuk 10 §10.4.2). In een latere cyclus kan het Form worden uitgebreid met klassieke TAM-Likert-items voor PU en PEOU, zodra een voldoende grote N gebruikers beschikbaar is voor structural equation modelling-analyses zoals beschreven door Scherer, Siddiq en Tondeur (2019).</w:t>
-      </w:r>
-    </w:p>
-    <w:bookmarkEnd w:id="14"/>
+        <w:t xml:space="preserve">Voor cyclus 5b wordt in juli 2026 een feedback-instrument gelanceerd in de vorm van een Google Form. De voorgestelde vragenstructuur is gebaseerd op het TAM-kader (zie hoofdstuk 12 §11.4.2). In een latere cyclus kan het Form worden uitgebreid met klassieke TAM-Likert-items voor PU en PEOU, zodra een voldoende grote N gebruikers beschikbaar is voor structural equation modelling-analyses zoals beschreven door Scherer, Siddiq en Tondeur (2019).</w:t>
+      </w:r>
+    </w:p>
     <w:bookmarkEnd w:id="15"/>
-    <w:bookmarkStart w:id="19" w:name="analyse"/>
+    <w:bookmarkEnd w:id="16"/>
+    <w:bookmarkStart w:id="20" w:name="analyse"/>
     <w:p>
       <w:pPr>
         <w:pStyle w:val="Heading2"/>
@@ -1077,7 +1235,7 @@
         <w:t xml:space="preserve">5.4 Analyse</w:t>
       </w:r>
     </w:p>
-    <w:bookmarkStart w:id="16" w:name="kwalitatieve-analyse"/>
+    <w:bookmarkStart w:id="17" w:name="kwalitatieve-analyse"/>
     <w:p>
       <w:pPr>
         <w:pStyle w:val="Heading3"/>
@@ -1159,8 +1317,8 @@
         <w:t xml:space="preserve">Dit schema is bewust eenvoudig gehouden om te passen bij de schaal van het onderzoek (klein aantal feedback-items per cyclus). Voor cyclus 5b — waar grotere data-volumes worden verwacht — zal dit schema worden uitgebreid met thematische codes zoals beschreven door Braun en Clarke (2006).</w:t>
       </w:r>
     </w:p>
-    <w:bookmarkEnd w:id="16"/>
-    <w:bookmarkStart w:id="17" w:name="kwantitatieve-analyse"/>
+    <w:bookmarkEnd w:id="17"/>
+    <w:bookmarkStart w:id="18" w:name="kwantitatieve-analyse"/>
     <w:p>
       <w:pPr>
         <w:pStyle w:val="Heading3"/>
@@ -1242,8 +1400,8 @@
         <w:t xml:space="preserve">Voor v0.1 van dit rapport zijn alleen de cyclus 3-4-output-metrics beschikbaar; cyclus 5-data wordt na augustus 2026 toegevoegd.</w:t>
       </w:r>
     </w:p>
-    <w:bookmarkEnd w:id="17"/>
-    <w:bookmarkStart w:id="18" w:name="generaliseerbare-ontwerpkennis"/>
+    <w:bookmarkEnd w:id="18"/>
+    <w:bookmarkStart w:id="19" w:name="generaliseerbare-ontwerpkennis"/>
     <w:p>
       <w:pPr>
         <w:pStyle w:val="Heading3"/>
@@ -1257,7 +1415,7 @@
         <w:pStyle w:val="FirstParagraph"/>
       </w:pPr>
       <w:r>
-        <w:t xml:space="preserve">Naast de cyclus-specifieke analyse wordt aan het einde van elk hoofdstuk en geconsolideerd in hoofdstuk 11 ontwerpkennis geformuleerd. Deze kennis is nadrukkelijk</w:t>
+        <w:t xml:space="preserve">Naast de cyclus-specifieke analyse wordt aan het einde van elk hoofdstuk en geconsolideerd in hoofdstuk 12 ontwerpkennis geformuleerd. Deze kennis is nadrukkelijk</w:t>
       </w:r>
       <w:r>
         <w:t xml:space="preserve"> </w:t>
@@ -1276,9 +1434,9 @@
         <w:t xml:space="preserve">(Plomp, 2013): geen universele wetmatigheid, maar wel breder toepasbare principes dan de specifieke context van ORM.</w:t>
       </w:r>
     </w:p>
-    <w:bookmarkEnd w:id="18"/>
     <w:bookmarkEnd w:id="19"/>
-    <w:bookmarkStart w:id="20" w:name="ethische-overwegingen"/>
+    <w:bookmarkEnd w:id="20"/>
+    <w:bookmarkStart w:id="21" w:name="ethische-overwegingen"/>
     <w:p>
       <w:pPr>
         <w:pStyle w:val="Heading2"/>
@@ -1360,8 +1518,8 @@
         <w:t xml:space="preserve">Het onderzoek wordt uitgevoerd binnen de Hanzehogeschool, waar voor onderwijsontwikkeling-projecten van deze schaal geen ethische commissie-toestemming vereist is. Wel is intercollegiale afstemming met collega-docent Ties de Boer en — voor de externe publicatie — met lector Harald Pol onderdeel van het proces.</w:t>
       </w:r>
     </w:p>
-    <w:bookmarkEnd w:id="20"/>
-    <w:bookmarkStart w:id="25" w:name="betrouwbaarheid-en-validiteit"/>
+    <w:bookmarkEnd w:id="21"/>
+    <w:bookmarkStart w:id="26" w:name="betrouwbaarheid-en-validiteit"/>
     <w:p>
       <w:pPr>
         <w:pStyle w:val="Heading2"/>
@@ -1378,7 +1536,7 @@
         <w:t xml:space="preserve">De betrouwbaarheid en validiteit van DBR worden anders beoordeeld dan die van klassiek experimenteel onderzoek (Anderson &amp; Shattuck, 2012). Voor dit onderzoek worden vier strategieën ingezet:</w:t>
       </w:r>
     </w:p>
-    <w:bookmarkStart w:id="21" w:name="triangulatie"/>
+    <w:bookmarkStart w:id="22" w:name="triangulatie"/>
     <w:p>
       <w:pPr>
         <w:pStyle w:val="Heading3"/>
@@ -1407,8 +1565,8 @@
         <w:t xml:space="preserve">(cyclus 3) is vertaald naar concrete output-metrics die de verandering meetbaar maken.</w:t>
       </w:r>
     </w:p>
-    <w:bookmarkEnd w:id="21"/>
-    <w:bookmarkStart w:id="22" w:name="transparantie-via-open-documentatie"/>
+    <w:bookmarkEnd w:id="22"/>
+    <w:bookmarkStart w:id="23" w:name="transparantie-via-open-documentatie"/>
     <w:p>
       <w:pPr>
         <w:pStyle w:val="Heading3"/>
@@ -1441,8 +1599,8 @@
         <w:t xml:space="preserve">die de geloofwaardigheid van het onderzoek versterkt (Lincoln &amp; Guba, 1985).</w:t>
       </w:r>
     </w:p>
-    <w:bookmarkEnd w:id="22"/>
-    <w:bookmarkStart w:id="23" w:name="member-checking"/>
+    <w:bookmarkEnd w:id="23"/>
+    <w:bookmarkStart w:id="24" w:name="member-checking"/>
     <w:p>
       <w:pPr>
         <w:pStyle w:val="Heading3"/>
@@ -1459,8 +1617,8 @@
         <w:t xml:space="preserve">In cyclus 5b is voorzien in optionele follow-up gesprekken met respondenten om de interpretatie van hun feedback te toetsen. Dit is een klassieke vorm van member checking voor kwalitatief onderzoek (Lincoln &amp; Guba, 1985).</w:t>
       </w:r>
     </w:p>
-    <w:bookmarkEnd w:id="23"/>
-    <w:bookmarkStart w:id="24" w:name="externe-peer-review"/>
+    <w:bookmarkEnd w:id="24"/>
+    <w:bookmarkStart w:id="25" w:name="externe-peer-review"/>
     <w:p>
       <w:pPr>
         <w:pStyle w:val="Heading3"/>
@@ -1477,9 +1635,9 @@
         <w:t xml:space="preserve">Voor de definitieve versie van dit rapport is een externe peer-review voorzien door lector Harald Pol (Hanzehogeschool Groningen) en — bij externe publicatie — door de tijdschriftredactie. Deze externe blik functioneert als laatste validiteitscheck op zowel methodologische scherpte als inhoudelijke claims.</w:t>
       </w:r>
     </w:p>
-    <w:bookmarkEnd w:id="24"/>
     <w:bookmarkEnd w:id="25"/>
-    <w:bookmarkStart w:id="26" w:name="beperkingen-van-de-gekozen-aanpak"/>
+    <w:bookmarkEnd w:id="26"/>
+    <w:bookmarkStart w:id="27" w:name="beperkingen-van-de-gekozen-aanpak"/>
     <w:p>
       <w:pPr>
         <w:pStyle w:val="Heading2"/>
@@ -1515,7 +1673,7 @@
         <w:t xml:space="preserve"> </w:t>
       </w:r>
       <w:r>
-        <w:t xml:space="preserve">beperkt de externe validiteit. De ontwerpkennis die in hoofdstuk 11 wordt geformuleerd, is</w:t>
+        <w:t xml:space="preserve">beperkt de externe validiteit. De ontwerpkennis die in hoofdstuk 12 wordt geformuleerd, is</w:t>
       </w:r>
       <w:r>
         <w:t xml:space="preserve"> </w:t>
@@ -1575,7 +1733,7 @@
         <w:t xml:space="preserve"> </w:t>
       </w:r>
       <w:r>
-        <w:t xml:space="preserve">is methodologisch te benoemen en wordt in hoofdstuk 14 (reflectie) expliciet verantwoord, in lijn met de richtlijnen uit Coene (2025).</w:t>
+        <w:t xml:space="preserve">is methodologisch te benoemen en wordt in hoofdstuk 15 (reflectie) expliciet verantwoord, in lijn met de richtlijnen uit Coene (2025).</w:t>
       </w:r>
     </w:p>
     <w:p>
@@ -1586,8 +1744,8 @@
         <w:t xml:space="preserve">Deze beperkingen worden niet weggewerkt maar geëxpliciteerd; ze maken integraal deel uit van de academische verantwoording.</w:t>
       </w:r>
     </w:p>
-    <w:bookmarkEnd w:id="26"/>
     <w:bookmarkEnd w:id="27"/>
+    <w:bookmarkEnd w:id="28"/>
     <w:sectPr>
       <w:footnotePr>
         <w:numRestart w:val="eachSect"/>
